--- a/business_document/02_sales_enablement/DOC-09_MEDDPIC_Deal_Qualification.docx
+++ b/business_document/02_sales_enablement/DOC-09_MEDDPIC_Deal_Qualification.docx
@@ -1148,7 +1148,7 @@
           <w:color w:val="222222"/>
           <w:sz w:val="19"/>
         </w:rPr>
-        <w:t>Can we show a 0.5%–1.0% reduction in portfolio loss through automated CIB deduplication?</w:t>
+        <w:t>Can we show a 0.75% modeled reduction in portfolio NPLs (DOC-32 base case) through automated CIB deduplication?</w:t>
       </w:r>
     </w:p>
     <w:p>
@@ -3112,7 +3112,7 @@
                 <w:color w:val="222222"/>
                 <w:sz w:val="17"/>
               </w:rPr>
-              <w:t>│         │ data; "just looking" │ unquantified costs   │ 21d TAT, 12% NPLs   │</w:t>
+              <w:t>│         │ data; "just looking" │ unquantified costs   │ 21d TAT, 12.5% NPLs   │</w:t>
             </w:r>
           </w:p>
           <w:p>
